--- a/snort와_iptables를_이용한_공격자_추적_자동화_시스템_구현_고승원.docx
+++ b/snort와_iptables를_이용한_공격자_추적_자동화_시스템_구현_고승원.docx
@@ -272,7 +272,7 @@
                     </pic:cNvPicPr>
                   </pic:nvPicPr>
                   <pic:blipFill>
-                    <a:blip r:embed="rId7">
+                    <a:blip r:embed="rId10">
                       <a:extLst>
                         <a:ext uri="{28A0092B-C50C-407E-A947-70E740481C1C}">
                           <a14:useLocalDpi xmlns:a14="http://schemas.microsoft.com/office/drawing/2010/main" val="0"/>
@@ -478,7 +478,7 @@
                     </pic:cNvPicPr>
                   </pic:nvPicPr>
                   <pic:blipFill>
-                    <a:blip r:embed="rId8">
+                    <a:blip r:embed="rId11">
                       <a:extLst>
                         <a:ext uri="{28A0092B-C50C-407E-A947-70E740481C1C}">
                           <a14:useLocalDpi xmlns:a14="http://schemas.microsoft.com/office/drawing/2010/main" val="0"/>
@@ -575,7 +575,7 @@
                     <pic:cNvPicPr/>
                   </pic:nvPicPr>
                   <pic:blipFill>
-                    <a:blip r:embed="rId9"/>
+                    <a:blip r:embed="rId12"/>
                     <a:stretch>
                       <a:fillRect/>
                     </a:stretch>
@@ -665,16 +665,22 @@
       </w:pPr>
       <w:r>
         <w:rPr>
-          <w:rFonts w:asciiTheme="majorHAnsi" w:eastAsiaTheme="majorHAnsi" w:hAnsiTheme="majorHAnsi" w:hint="eastAsia"/>
-        </w:rPr>
-        <w:t xml:space="preserve">LAND </w:t>
+          <w:rFonts w:asciiTheme="majorHAnsi" w:eastAsiaTheme="majorHAnsi" w:hAnsiTheme="majorHAnsi"/>
+        </w:rPr>
+        <w:t xml:space="preserve">TCP SYN </w:t>
       </w:r>
       <w:proofErr w:type="gramStart"/>
       <w:r>
         <w:rPr>
-          <w:rFonts w:asciiTheme="majorHAnsi" w:eastAsiaTheme="majorHAnsi" w:hAnsiTheme="majorHAnsi" w:hint="eastAsia"/>
-        </w:rPr>
-        <w:t>ATTACK :</w:t>
+          <w:rFonts w:asciiTheme="majorHAnsi" w:eastAsiaTheme="majorHAnsi" w:hAnsiTheme="majorHAnsi"/>
+        </w:rPr>
+        <w:t>Flooding</w:t>
+      </w:r>
+      <w:r>
+        <w:rPr>
+          <w:rFonts w:asciiTheme="majorHAnsi" w:eastAsiaTheme="majorHAnsi" w:hAnsiTheme="majorHAnsi" w:hint="eastAsia"/>
+        </w:rPr>
+        <w:t xml:space="preserve"> :</w:t>
       </w:r>
       <w:proofErr w:type="gramEnd"/>
       <w:r>
@@ -685,72 +691,44 @@
       </w:r>
       <w:r>
         <w:rPr>
-          <w:rFonts w:asciiTheme="majorHAnsi" w:eastAsiaTheme="majorHAnsi" w:hAnsiTheme="majorHAnsi" w:hint="eastAsia"/>
-        </w:rPr>
-        <w:t xml:space="preserve">출발지 </w:t>
-      </w:r>
-      <w:proofErr w:type="spellStart"/>
-      <w:r>
-        <w:rPr>
-          <w:rFonts w:asciiTheme="majorHAnsi" w:eastAsiaTheme="majorHAnsi" w:hAnsiTheme="majorHAnsi" w:hint="eastAsia"/>
-        </w:rPr>
-        <w:t>ip</w:t>
-      </w:r>
-      <w:proofErr w:type="spellEnd"/>
-      <w:r>
-        <w:rPr>
-          <w:rFonts w:asciiTheme="majorHAnsi" w:eastAsiaTheme="majorHAnsi" w:hAnsiTheme="majorHAnsi" w:hint="eastAsia"/>
-        </w:rPr>
-        <w:t xml:space="preserve">/port 와 </w:t>
-      </w:r>
-      <w:r>
-        <w:rPr>
-          <w:rFonts w:asciiTheme="majorHAnsi" w:eastAsiaTheme="majorHAnsi" w:hAnsiTheme="majorHAnsi" w:hint="eastAsia"/>
-        </w:rPr>
-        <w:t>목적지</w:t>
-      </w:r>
+          <w:rFonts w:asciiTheme="majorHAnsi" w:eastAsiaTheme="majorHAnsi" w:hAnsiTheme="majorHAnsi"/>
+        </w:rPr>
+        <w:t xml:space="preserve"> 연결 대기 공간을 가득 채워 정상 사용자의 접속을 방해하는 대표적인 DoS/DDoS 공격 기</w:t>
+      </w:r>
+      <w:r>
+        <w:rPr>
+          <w:rFonts w:asciiTheme="majorHAnsi" w:eastAsiaTheme="majorHAnsi" w:hAnsiTheme="majorHAnsi" w:hint="eastAsia"/>
+        </w:rPr>
+        <w:t>법</w:t>
+      </w:r>
+    </w:p>
+    <w:p>
+      <w:pPr>
+        <w:pStyle w:val="a6"/>
+        <w:rPr>
+          <w:rFonts w:asciiTheme="majorHAnsi" w:eastAsiaTheme="majorHAnsi" w:hAnsiTheme="majorHAnsi" w:hint="eastAsia"/>
+        </w:rPr>
+      </w:pPr>
+      <w:proofErr w:type="gramStart"/>
+      <w:r>
+        <w:rPr>
+          <w:rFonts w:asciiTheme="majorHAnsi" w:eastAsiaTheme="majorHAnsi" w:hAnsiTheme="majorHAnsi" w:hint="eastAsia"/>
+        </w:rPr>
+        <w:t>XSS :</w:t>
+      </w:r>
+      <w:proofErr w:type="gramEnd"/>
       <w:r>
         <w:rPr>
           <w:rFonts w:asciiTheme="majorHAnsi" w:eastAsiaTheme="majorHAnsi" w:hAnsiTheme="majorHAnsi" w:hint="eastAsia"/>
         </w:rPr>
         <w:t xml:space="preserve"> </w:t>
       </w:r>
-      <w:proofErr w:type="spellStart"/>
-      <w:r>
-        <w:rPr>
-          <w:rFonts w:asciiTheme="majorHAnsi" w:eastAsiaTheme="majorHAnsi" w:hAnsiTheme="majorHAnsi" w:hint="eastAsia"/>
-        </w:rPr>
-        <w:t>ip</w:t>
-      </w:r>
-      <w:proofErr w:type="spellEnd"/>
-      <w:r>
-        <w:rPr>
-          <w:rFonts w:asciiTheme="majorHAnsi" w:eastAsiaTheme="majorHAnsi" w:hAnsiTheme="majorHAnsi" w:hint="eastAsia"/>
-        </w:rPr>
-        <w:t xml:space="preserve">/port를 같게 해서 자신에게 응답을 </w:t>
-      </w:r>
-      <w:proofErr w:type="spellStart"/>
-      <w:r>
-        <w:rPr>
-          <w:rFonts w:asciiTheme="majorHAnsi" w:eastAsiaTheme="majorHAnsi" w:hAnsiTheme="majorHAnsi" w:hint="eastAsia"/>
-        </w:rPr>
-        <w:t>보내게해</w:t>
-      </w:r>
-      <w:proofErr w:type="spellEnd"/>
-      <w:r>
-        <w:rPr>
-          <w:rFonts w:asciiTheme="majorHAnsi" w:eastAsiaTheme="majorHAnsi" w:hAnsiTheme="majorHAnsi" w:hint="eastAsia"/>
-        </w:rPr>
-        <w:t xml:space="preserve"> 무한루프를 일으키는 공격</w:t>
-      </w:r>
-    </w:p>
-    <w:p>
-      <w:pPr>
-        <w:pStyle w:val="a6"/>
-        <w:rPr>
-          <w:rFonts w:asciiTheme="majorHAnsi" w:eastAsiaTheme="majorHAnsi" w:hAnsiTheme="majorHAnsi"/>
-        </w:rPr>
-      </w:pPr>
+      <w:r>
+        <w:rPr>
+          <w:rFonts w:asciiTheme="majorHAnsi" w:eastAsiaTheme="majorHAnsi" w:hAnsiTheme="majorHAnsi"/>
+        </w:rPr>
+        <w:t>웹사이트에 악성 스크립트를 삽입하여 사용자의 브라우저에서 실행되게 만드는 웹 공격 기법</w:t>
+      </w:r>
     </w:p>
     <w:p>
       <w:pPr>
@@ -868,7 +846,7 @@
                     </pic:cNvPicPr>
                   </pic:nvPicPr>
                   <pic:blipFill>
-                    <a:blip r:embed="rId10">
+                    <a:blip r:embed="rId13">
                       <a:extLst>
                         <a:ext uri="{28A0092B-C50C-407E-A947-70E740481C1C}">
                           <a14:useLocalDpi xmlns:a14="http://schemas.microsoft.com/office/drawing/2010/main" val="0"/>
@@ -970,7 +948,7 @@
                     </pic:cNvPicPr>
                   </pic:nvPicPr>
                   <pic:blipFill>
-                    <a:blip r:embed="rId11">
+                    <a:blip r:embed="rId14">
                       <a:extLst>
                         <a:ext uri="{28A0092B-C50C-407E-A947-70E740481C1C}">
                           <a14:useLocalDpi xmlns:a14="http://schemas.microsoft.com/office/drawing/2010/main" val="0"/>
@@ -1085,7 +1063,7 @@
                     </pic:cNvPicPr>
                   </pic:nvPicPr>
                   <pic:blipFill>
-                    <a:blip r:embed="rId12">
+                    <a:blip r:embed="rId15">
                       <a:extLst>
                         <a:ext uri="{28A0092B-C50C-407E-A947-70E740481C1C}">
                           <a14:useLocalDpi xmlns:a14="http://schemas.microsoft.com/office/drawing/2010/main" val="0"/>
@@ -1187,7 +1165,7 @@
                     </pic:cNvPicPr>
                   </pic:nvPicPr>
                   <pic:blipFill>
-                    <a:blip r:embed="rId13">
+                    <a:blip r:embed="rId16">
                       <a:extLst>
                         <a:ext uri="{28A0092B-C50C-407E-A947-70E740481C1C}">
                           <a14:useLocalDpi xmlns:a14="http://schemas.microsoft.com/office/drawing/2010/main" val="0"/>
@@ -1310,7 +1288,7 @@
                     </pic:cNvPicPr>
                   </pic:nvPicPr>
                   <pic:blipFill>
-                    <a:blip r:embed="rId14">
+                    <a:blip r:embed="rId17">
                       <a:extLst>
                         <a:ext uri="{28A0092B-C50C-407E-A947-70E740481C1C}">
                           <a14:useLocalDpi xmlns:a14="http://schemas.microsoft.com/office/drawing/2010/main" val="0"/>
@@ -1435,7 +1413,7 @@
                     </pic:cNvPicPr>
                   </pic:nvPicPr>
                   <pic:blipFill>
-                    <a:blip r:embed="rId15">
+                    <a:blip r:embed="rId18">
                       <a:extLst>
                         <a:ext uri="{28A0092B-C50C-407E-A947-70E740481C1C}">
                           <a14:useLocalDpi xmlns:a14="http://schemas.microsoft.com/office/drawing/2010/main" val="0"/>
@@ -1497,7 +1475,7 @@
                     </pic:cNvPicPr>
                   </pic:nvPicPr>
                   <pic:blipFill>
-                    <a:blip r:embed="rId16">
+                    <a:blip r:embed="rId19">
                       <a:extLst>
                         <a:ext uri="{28A0092B-C50C-407E-A947-70E740481C1C}">
                           <a14:useLocalDpi xmlns:a14="http://schemas.microsoft.com/office/drawing/2010/main" val="0"/>
@@ -1554,301 +1532,6 @@
                 <pic:pic xmlns:pic="http://schemas.openxmlformats.org/drawingml/2006/picture">
                   <pic:nvPicPr>
                     <pic:cNvPr id="0" name="Picture 9"/>
-                    <pic:cNvPicPr>
-                      <a:picLocks noChangeAspect="1" noChangeArrowheads="1"/>
-                    </pic:cNvPicPr>
-                  </pic:nvPicPr>
-                  <pic:blipFill>
-                    <a:blip r:embed="rId17">
-                      <a:extLst>
-                        <a:ext uri="{28A0092B-C50C-407E-A947-70E740481C1C}">
-                          <a14:useLocalDpi xmlns:a14="http://schemas.microsoft.com/office/drawing/2010/main" val="0"/>
-                        </a:ext>
-                      </a:extLst>
-                    </a:blip>
-                    <a:srcRect/>
-                    <a:stretch>
-                      <a:fillRect/>
-                    </a:stretch>
-                  </pic:blipFill>
-                  <pic:spPr bwMode="auto">
-                    <a:xfrm>
-                      <a:off x="0" y="0"/>
-                      <a:ext cx="5724525" cy="247650"/>
-                    </a:xfrm>
-                    <a:prstGeom prst="rect">
-                      <a:avLst/>
-                    </a:prstGeom>
-                    <a:noFill/>
-                    <a:ln>
-                      <a:noFill/>
-                    </a:ln>
-                  </pic:spPr>
-                </pic:pic>
-              </a:graphicData>
-            </a:graphic>
-          </wp:inline>
-        </w:drawing>
-      </w:r>
-    </w:p>
-    <w:p>
-      <w:pPr>
-        <w:pStyle w:val="a6"/>
-        <w:rPr>
-          <w:rFonts w:asciiTheme="majorHAnsi" w:eastAsiaTheme="majorHAnsi" w:hAnsiTheme="majorHAnsi"/>
-        </w:rPr>
-      </w:pPr>
-      <w:proofErr w:type="spellStart"/>
-      <w:r>
-        <w:rPr>
-          <w:rFonts w:asciiTheme="majorHAnsi" w:eastAsiaTheme="majorHAnsi" w:hAnsiTheme="majorHAnsi" w:hint="eastAsia"/>
-        </w:rPr>
-        <w:t>탐지룰은</w:t>
-      </w:r>
-      <w:proofErr w:type="spellEnd"/>
-      <w:r>
-        <w:rPr>
-          <w:rFonts w:asciiTheme="majorHAnsi" w:eastAsiaTheme="majorHAnsi" w:hAnsiTheme="majorHAnsi" w:hint="eastAsia"/>
-        </w:rPr>
-        <w:t xml:space="preserve"> 위처럼 설정했고 탐지되는 걸 확인 가능하다.</w:t>
-      </w:r>
-    </w:p>
-    <w:p>
-      <w:pPr>
-        <w:pStyle w:val="a6"/>
-        <w:rPr>
-          <w:rFonts w:asciiTheme="majorHAnsi" w:eastAsiaTheme="majorHAnsi" w:hAnsiTheme="majorHAnsi"/>
-        </w:rPr>
-      </w:pPr>
-    </w:p>
-    <w:p>
-      <w:pPr>
-        <w:pStyle w:val="a6"/>
-        <w:rPr>
-          <w:rFonts w:asciiTheme="majorHAnsi" w:eastAsiaTheme="majorHAnsi" w:hAnsiTheme="majorHAnsi"/>
-        </w:rPr>
-      </w:pPr>
-      <w:r>
-        <w:rPr>
-          <w:rFonts w:asciiTheme="majorHAnsi" w:eastAsiaTheme="majorHAnsi" w:hAnsiTheme="majorHAnsi"/>
-          <w:noProof/>
-        </w:rPr>
-        <w:drawing>
-          <wp:inline distT="0" distB="0" distL="0" distR="0" wp14:anchorId="64DB72F5" wp14:editId="7B12C631">
-            <wp:extent cx="5724525" cy="1504950"/>
-            <wp:effectExtent l="0" t="0" r="9525" b="0"/>
-            <wp:docPr id="1669584977" name="그림 11"/>
-            <wp:cNvGraphicFramePr>
-              <a:graphicFrameLocks xmlns:a="http://schemas.openxmlformats.org/drawingml/2006/main" noChangeAspect="1"/>
-            </wp:cNvGraphicFramePr>
-            <a:graphic xmlns:a="http://schemas.openxmlformats.org/drawingml/2006/main">
-              <a:graphicData uri="http://schemas.openxmlformats.org/drawingml/2006/picture">
-                <pic:pic xmlns:pic="http://schemas.openxmlformats.org/drawingml/2006/picture">
-                  <pic:nvPicPr>
-                    <pic:cNvPr id="0" name="Picture 11"/>
-                    <pic:cNvPicPr>
-                      <a:picLocks noChangeAspect="1" noChangeArrowheads="1"/>
-                    </pic:cNvPicPr>
-                  </pic:nvPicPr>
-                  <pic:blipFill>
-                    <a:blip r:embed="rId18">
-                      <a:extLst>
-                        <a:ext uri="{28A0092B-C50C-407E-A947-70E740481C1C}">
-                          <a14:useLocalDpi xmlns:a14="http://schemas.microsoft.com/office/drawing/2010/main" val="0"/>
-                        </a:ext>
-                      </a:extLst>
-                    </a:blip>
-                    <a:srcRect/>
-                    <a:stretch>
-                      <a:fillRect/>
-                    </a:stretch>
-                  </pic:blipFill>
-                  <pic:spPr bwMode="auto">
-                    <a:xfrm>
-                      <a:off x="0" y="0"/>
-                      <a:ext cx="5724525" cy="1504950"/>
-                    </a:xfrm>
-                    <a:prstGeom prst="rect">
-                      <a:avLst/>
-                    </a:prstGeom>
-                    <a:noFill/>
-                    <a:ln>
-                      <a:noFill/>
-                    </a:ln>
-                  </pic:spPr>
-                </pic:pic>
-              </a:graphicData>
-            </a:graphic>
-          </wp:inline>
-        </w:drawing>
-      </w:r>
-    </w:p>
-    <w:p>
-      <w:pPr>
-        <w:pStyle w:val="a6"/>
-        <w:rPr>
-          <w:rFonts w:asciiTheme="majorHAnsi" w:eastAsiaTheme="majorHAnsi" w:hAnsiTheme="majorHAnsi"/>
-        </w:rPr>
-      </w:pPr>
-      <w:r>
-        <w:rPr>
-          <w:rFonts w:asciiTheme="majorHAnsi" w:eastAsiaTheme="majorHAnsi" w:hAnsiTheme="majorHAnsi" w:hint="eastAsia"/>
-        </w:rPr>
-        <w:t>코드를 실행하면 다음과 같이 output밑에 바로 추가가 된다.</w:t>
-      </w:r>
-    </w:p>
-    <w:p>
-      <w:pPr>
-        <w:pStyle w:val="a6"/>
-        <w:rPr>
-          <w:rFonts w:asciiTheme="majorHAnsi" w:eastAsiaTheme="majorHAnsi" w:hAnsiTheme="majorHAnsi"/>
-        </w:rPr>
-      </w:pPr>
-    </w:p>
-    <w:p>
-      <w:pPr>
-        <w:pStyle w:val="a6"/>
-        <w:numPr>
-          <w:ilvl w:val="0"/>
-          <w:numId w:val="3"/>
-        </w:numPr>
-        <w:rPr>
-          <w:rFonts w:asciiTheme="majorHAnsi" w:eastAsiaTheme="majorHAnsi" w:hAnsiTheme="majorHAnsi"/>
-        </w:rPr>
-      </w:pPr>
-      <w:r>
-        <w:rPr>
-          <w:rFonts w:asciiTheme="majorHAnsi" w:eastAsiaTheme="majorHAnsi" w:hAnsiTheme="majorHAnsi" w:hint="eastAsia"/>
-        </w:rPr>
-        <w:t>TCP SYN</w:t>
-      </w:r>
-      <w:r>
-        <w:rPr>
-          <w:rFonts w:asciiTheme="majorHAnsi" w:eastAsiaTheme="majorHAnsi" w:hAnsiTheme="majorHAnsi" w:hint="eastAsia"/>
-        </w:rPr>
-        <w:t xml:space="preserve"> ATTACK</w:t>
-      </w:r>
-    </w:p>
-    <w:p>
-      <w:pPr>
-        <w:pStyle w:val="a6"/>
-        <w:ind w:left="890"/>
-        <w:rPr>
-          <w:rFonts w:asciiTheme="majorHAnsi" w:eastAsiaTheme="majorHAnsi" w:hAnsiTheme="majorHAnsi"/>
-        </w:rPr>
-      </w:pPr>
-    </w:p>
-    <w:p>
-      <w:pPr>
-        <w:pStyle w:val="a6"/>
-        <w:ind w:left="890"/>
-        <w:rPr>
-          <w:rFonts w:asciiTheme="majorHAnsi" w:eastAsiaTheme="majorHAnsi" w:hAnsiTheme="majorHAnsi"/>
-        </w:rPr>
-      </w:pPr>
-      <w:r>
-        <w:rPr>
-          <w:rFonts w:asciiTheme="majorHAnsi" w:eastAsiaTheme="majorHAnsi" w:hAnsiTheme="majorHAnsi" w:hint="eastAsia"/>
-          <w:noProof/>
-        </w:rPr>
-        <w:lastRenderedPageBreak/>
-        <w:drawing>
-          <wp:inline distT="0" distB="0" distL="0" distR="0" wp14:anchorId="4BD924E2" wp14:editId="77BAC6D7">
-            <wp:extent cx="5724525" cy="2447925"/>
-            <wp:effectExtent l="0" t="0" r="9525" b="9525"/>
-            <wp:docPr id="2144350741" name="그림 15"/>
-            <wp:cNvGraphicFramePr>
-              <a:graphicFrameLocks xmlns:a="http://schemas.openxmlformats.org/drawingml/2006/main" noChangeAspect="1"/>
-            </wp:cNvGraphicFramePr>
-            <a:graphic xmlns:a="http://schemas.openxmlformats.org/drawingml/2006/main">
-              <a:graphicData uri="http://schemas.openxmlformats.org/drawingml/2006/picture">
-                <pic:pic xmlns:pic="http://schemas.openxmlformats.org/drawingml/2006/picture">
-                  <pic:nvPicPr>
-                    <pic:cNvPr id="0" name="Picture 15"/>
-                    <pic:cNvPicPr>
-                      <a:picLocks noChangeAspect="1" noChangeArrowheads="1"/>
-                    </pic:cNvPicPr>
-                  </pic:nvPicPr>
-                  <pic:blipFill>
-                    <a:blip r:embed="rId19">
-                      <a:extLst>
-                        <a:ext uri="{28A0092B-C50C-407E-A947-70E740481C1C}">
-                          <a14:useLocalDpi xmlns:a14="http://schemas.microsoft.com/office/drawing/2010/main" val="0"/>
-                        </a:ext>
-                      </a:extLst>
-                    </a:blip>
-                    <a:srcRect/>
-                    <a:stretch>
-                      <a:fillRect/>
-                    </a:stretch>
-                  </pic:blipFill>
-                  <pic:spPr bwMode="auto">
-                    <a:xfrm>
-                      <a:off x="0" y="0"/>
-                      <a:ext cx="5724525" cy="2447925"/>
-                    </a:xfrm>
-                    <a:prstGeom prst="rect">
-                      <a:avLst/>
-                    </a:prstGeom>
-                    <a:noFill/>
-                    <a:ln>
-                      <a:noFill/>
-                    </a:ln>
-                  </pic:spPr>
-                </pic:pic>
-              </a:graphicData>
-            </a:graphic>
-          </wp:inline>
-        </w:drawing>
-      </w:r>
-    </w:p>
-    <w:p>
-      <w:pPr>
-        <w:pStyle w:val="a6"/>
-        <w:ind w:left="890"/>
-        <w:rPr>
-          <w:rFonts w:asciiTheme="majorHAnsi" w:eastAsiaTheme="majorHAnsi" w:hAnsiTheme="majorHAnsi"/>
-        </w:rPr>
-      </w:pPr>
-      <w:r>
-        <w:rPr>
-          <w:rFonts w:asciiTheme="majorHAnsi" w:eastAsiaTheme="majorHAnsi" w:hAnsiTheme="majorHAnsi"/>
-        </w:rPr>
-        <w:t>F</w:t>
-      </w:r>
-      <w:r>
-        <w:rPr>
-          <w:rFonts w:asciiTheme="majorHAnsi" w:eastAsiaTheme="majorHAnsi" w:hAnsiTheme="majorHAnsi" w:hint="eastAsia"/>
-        </w:rPr>
-        <w:t>irewall에서 탐지한 모습이다.</w:t>
-      </w:r>
-    </w:p>
-    <w:p>
-      <w:pPr>
-        <w:pStyle w:val="a6"/>
-        <w:ind w:left="890"/>
-        <w:rPr>
-          <w:rFonts w:asciiTheme="majorHAnsi" w:eastAsiaTheme="majorHAnsi" w:hAnsiTheme="majorHAnsi"/>
-        </w:rPr>
-      </w:pPr>
-      <w:r>
-        <w:rPr>
-          <w:rFonts w:asciiTheme="majorHAnsi" w:eastAsiaTheme="majorHAnsi" w:hAnsiTheme="majorHAnsi"/>
-          <w:noProof/>
-        </w:rPr>
-        <w:drawing>
-          <wp:inline distT="0" distB="0" distL="0" distR="0" wp14:anchorId="3F3E4E0C" wp14:editId="6FD97382">
-            <wp:extent cx="5724525" cy="247650"/>
-            <wp:effectExtent l="0" t="0" r="9525" b="0"/>
-            <wp:docPr id="448971761" name="그림 17"/>
-            <wp:cNvGraphicFramePr>
-              <a:graphicFrameLocks xmlns:a="http://schemas.openxmlformats.org/drawingml/2006/main" noChangeAspect="1"/>
-            </wp:cNvGraphicFramePr>
-            <a:graphic xmlns:a="http://schemas.openxmlformats.org/drawingml/2006/main">
-              <a:graphicData uri="http://schemas.openxmlformats.org/drawingml/2006/picture">
-                <pic:pic xmlns:pic="http://schemas.openxmlformats.org/drawingml/2006/picture">
-                  <pic:nvPicPr>
-                    <pic:cNvPr id="0" name="Picture 17"/>
                     <pic:cNvPicPr>
                       <a:picLocks noChangeAspect="1" noChangeArrowheads="1"/>
                     </pic:cNvPicPr>
@@ -1889,6 +1572,307 @@
     <w:p>
       <w:pPr>
         <w:pStyle w:val="a6"/>
+        <w:rPr>
+          <w:rFonts w:asciiTheme="majorHAnsi" w:eastAsiaTheme="majorHAnsi" w:hAnsiTheme="majorHAnsi"/>
+        </w:rPr>
+      </w:pPr>
+      <w:proofErr w:type="spellStart"/>
+      <w:r>
+        <w:rPr>
+          <w:rFonts w:asciiTheme="majorHAnsi" w:eastAsiaTheme="majorHAnsi" w:hAnsiTheme="majorHAnsi" w:hint="eastAsia"/>
+        </w:rPr>
+        <w:t>탐지룰은</w:t>
+      </w:r>
+      <w:proofErr w:type="spellEnd"/>
+      <w:r>
+        <w:rPr>
+          <w:rFonts w:asciiTheme="majorHAnsi" w:eastAsiaTheme="majorHAnsi" w:hAnsiTheme="majorHAnsi" w:hint="eastAsia"/>
+        </w:rPr>
+        <w:t xml:space="preserve"> 위처럼 설정했고 탐지되는 걸 확인 가능하다.</w:t>
+      </w:r>
+    </w:p>
+    <w:p>
+      <w:pPr>
+        <w:pStyle w:val="a6"/>
+        <w:rPr>
+          <w:rFonts w:asciiTheme="majorHAnsi" w:eastAsiaTheme="majorHAnsi" w:hAnsiTheme="majorHAnsi"/>
+        </w:rPr>
+      </w:pPr>
+    </w:p>
+    <w:p>
+      <w:pPr>
+        <w:pStyle w:val="a6"/>
+        <w:rPr>
+          <w:rFonts w:asciiTheme="majorHAnsi" w:eastAsiaTheme="majorHAnsi" w:hAnsiTheme="majorHAnsi"/>
+        </w:rPr>
+      </w:pPr>
+      <w:r>
+        <w:rPr>
+          <w:rFonts w:asciiTheme="majorHAnsi" w:eastAsiaTheme="majorHAnsi" w:hAnsiTheme="majorHAnsi"/>
+          <w:noProof/>
+        </w:rPr>
+        <w:drawing>
+          <wp:inline distT="0" distB="0" distL="0" distR="0" wp14:anchorId="64DB72F5" wp14:editId="7B12C631">
+            <wp:extent cx="5724525" cy="1504950"/>
+            <wp:effectExtent l="0" t="0" r="9525" b="0"/>
+            <wp:docPr id="1669584977" name="그림 11"/>
+            <wp:cNvGraphicFramePr>
+              <a:graphicFrameLocks xmlns:a="http://schemas.openxmlformats.org/drawingml/2006/main" noChangeAspect="1"/>
+            </wp:cNvGraphicFramePr>
+            <a:graphic xmlns:a="http://schemas.openxmlformats.org/drawingml/2006/main">
+              <a:graphicData uri="http://schemas.openxmlformats.org/drawingml/2006/picture">
+                <pic:pic xmlns:pic="http://schemas.openxmlformats.org/drawingml/2006/picture">
+                  <pic:nvPicPr>
+                    <pic:cNvPr id="0" name="Picture 11"/>
+                    <pic:cNvPicPr>
+                      <a:picLocks noChangeAspect="1" noChangeArrowheads="1"/>
+                    </pic:cNvPicPr>
+                  </pic:nvPicPr>
+                  <pic:blipFill>
+                    <a:blip r:embed="rId21">
+                      <a:extLst>
+                        <a:ext uri="{28A0092B-C50C-407E-A947-70E740481C1C}">
+                          <a14:useLocalDpi xmlns:a14="http://schemas.microsoft.com/office/drawing/2010/main" val="0"/>
+                        </a:ext>
+                      </a:extLst>
+                    </a:blip>
+                    <a:srcRect/>
+                    <a:stretch>
+                      <a:fillRect/>
+                    </a:stretch>
+                  </pic:blipFill>
+                  <pic:spPr bwMode="auto">
+                    <a:xfrm>
+                      <a:off x="0" y="0"/>
+                      <a:ext cx="5724525" cy="1504950"/>
+                    </a:xfrm>
+                    <a:prstGeom prst="rect">
+                      <a:avLst/>
+                    </a:prstGeom>
+                    <a:noFill/>
+                    <a:ln>
+                      <a:noFill/>
+                    </a:ln>
+                  </pic:spPr>
+                </pic:pic>
+              </a:graphicData>
+            </a:graphic>
+          </wp:inline>
+        </w:drawing>
+      </w:r>
+    </w:p>
+    <w:p>
+      <w:pPr>
+        <w:pStyle w:val="a6"/>
+        <w:rPr>
+          <w:rFonts w:asciiTheme="majorHAnsi" w:eastAsiaTheme="majorHAnsi" w:hAnsiTheme="majorHAnsi"/>
+        </w:rPr>
+      </w:pPr>
+      <w:r>
+        <w:rPr>
+          <w:rFonts w:asciiTheme="majorHAnsi" w:eastAsiaTheme="majorHAnsi" w:hAnsiTheme="majorHAnsi" w:hint="eastAsia"/>
+        </w:rPr>
+        <w:t>코드를 실행하면 다음과 같이 output밑에 바로 추가가 된다.</w:t>
+      </w:r>
+    </w:p>
+    <w:p>
+      <w:pPr>
+        <w:pStyle w:val="a6"/>
+        <w:rPr>
+          <w:rFonts w:asciiTheme="majorHAnsi" w:eastAsiaTheme="majorHAnsi" w:hAnsiTheme="majorHAnsi"/>
+        </w:rPr>
+      </w:pPr>
+    </w:p>
+    <w:p>
+      <w:pPr>
+        <w:pStyle w:val="a6"/>
+        <w:numPr>
+          <w:ilvl w:val="0"/>
+          <w:numId w:val="3"/>
+        </w:numPr>
+        <w:rPr>
+          <w:rFonts w:asciiTheme="majorHAnsi" w:eastAsiaTheme="majorHAnsi" w:hAnsiTheme="majorHAnsi"/>
+        </w:rPr>
+      </w:pPr>
+      <w:r>
+        <w:rPr>
+          <w:rFonts w:asciiTheme="majorHAnsi" w:eastAsiaTheme="majorHAnsi" w:hAnsiTheme="majorHAnsi" w:hint="eastAsia"/>
+        </w:rPr>
+        <w:t>TCP SYN</w:t>
+      </w:r>
+      <w:r>
+        <w:rPr>
+          <w:rFonts w:asciiTheme="majorHAnsi" w:eastAsiaTheme="majorHAnsi" w:hAnsiTheme="majorHAnsi" w:hint="eastAsia"/>
+        </w:rPr>
+        <w:t xml:space="preserve"> </w:t>
+      </w:r>
+      <w:r>
+        <w:rPr>
+          <w:rFonts w:asciiTheme="majorHAnsi" w:eastAsiaTheme="majorHAnsi" w:hAnsiTheme="majorHAnsi" w:hint="eastAsia"/>
+        </w:rPr>
+        <w:t>flooding</w:t>
+      </w:r>
+    </w:p>
+    <w:p>
+      <w:pPr>
+        <w:pStyle w:val="a6"/>
+        <w:ind w:left="890"/>
+        <w:rPr>
+          <w:rFonts w:asciiTheme="majorHAnsi" w:eastAsiaTheme="majorHAnsi" w:hAnsiTheme="majorHAnsi"/>
+        </w:rPr>
+      </w:pPr>
+    </w:p>
+    <w:p>
+      <w:pPr>
+        <w:pStyle w:val="a6"/>
+        <w:ind w:left="890"/>
+        <w:rPr>
+          <w:rFonts w:asciiTheme="majorHAnsi" w:eastAsiaTheme="majorHAnsi" w:hAnsiTheme="majorHAnsi"/>
+        </w:rPr>
+      </w:pPr>
+      <w:r>
+        <w:rPr>
+          <w:rFonts w:asciiTheme="majorHAnsi" w:eastAsiaTheme="majorHAnsi" w:hAnsiTheme="majorHAnsi" w:hint="eastAsia"/>
+          <w:noProof/>
+        </w:rPr>
+        <w:lastRenderedPageBreak/>
+        <w:drawing>
+          <wp:inline distT="0" distB="0" distL="0" distR="0" wp14:anchorId="4BD924E2" wp14:editId="77BAC6D7">
+            <wp:extent cx="5724525" cy="2447925"/>
+            <wp:effectExtent l="0" t="0" r="9525" b="9525"/>
+            <wp:docPr id="2144350741" name="그림 15"/>
+            <wp:cNvGraphicFramePr>
+              <a:graphicFrameLocks xmlns:a="http://schemas.openxmlformats.org/drawingml/2006/main" noChangeAspect="1"/>
+            </wp:cNvGraphicFramePr>
+            <a:graphic xmlns:a="http://schemas.openxmlformats.org/drawingml/2006/main">
+              <a:graphicData uri="http://schemas.openxmlformats.org/drawingml/2006/picture">
+                <pic:pic xmlns:pic="http://schemas.openxmlformats.org/drawingml/2006/picture">
+                  <pic:nvPicPr>
+                    <pic:cNvPr id="0" name="Picture 15"/>
+                    <pic:cNvPicPr>
+                      <a:picLocks noChangeAspect="1" noChangeArrowheads="1"/>
+                    </pic:cNvPicPr>
+                  </pic:nvPicPr>
+                  <pic:blipFill>
+                    <a:blip r:embed="rId22">
+                      <a:extLst>
+                        <a:ext uri="{28A0092B-C50C-407E-A947-70E740481C1C}">
+                          <a14:useLocalDpi xmlns:a14="http://schemas.microsoft.com/office/drawing/2010/main" val="0"/>
+                        </a:ext>
+                      </a:extLst>
+                    </a:blip>
+                    <a:srcRect/>
+                    <a:stretch>
+                      <a:fillRect/>
+                    </a:stretch>
+                  </pic:blipFill>
+                  <pic:spPr bwMode="auto">
+                    <a:xfrm>
+                      <a:off x="0" y="0"/>
+                      <a:ext cx="5724525" cy="2447925"/>
+                    </a:xfrm>
+                    <a:prstGeom prst="rect">
+                      <a:avLst/>
+                    </a:prstGeom>
+                    <a:noFill/>
+                    <a:ln>
+                      <a:noFill/>
+                    </a:ln>
+                  </pic:spPr>
+                </pic:pic>
+              </a:graphicData>
+            </a:graphic>
+          </wp:inline>
+        </w:drawing>
+      </w:r>
+    </w:p>
+    <w:p>
+      <w:pPr>
+        <w:pStyle w:val="a6"/>
+        <w:ind w:left="890"/>
+        <w:rPr>
+          <w:rFonts w:asciiTheme="majorHAnsi" w:eastAsiaTheme="majorHAnsi" w:hAnsiTheme="majorHAnsi"/>
+        </w:rPr>
+      </w:pPr>
+      <w:r>
+        <w:rPr>
+          <w:rFonts w:asciiTheme="majorHAnsi" w:eastAsiaTheme="majorHAnsi" w:hAnsiTheme="majorHAnsi"/>
+        </w:rPr>
+        <w:t>F</w:t>
+      </w:r>
+      <w:r>
+        <w:rPr>
+          <w:rFonts w:asciiTheme="majorHAnsi" w:eastAsiaTheme="majorHAnsi" w:hAnsiTheme="majorHAnsi" w:hint="eastAsia"/>
+        </w:rPr>
+        <w:t>irewall에서 탐지한 모습이다.</w:t>
+      </w:r>
+    </w:p>
+    <w:p>
+      <w:pPr>
+        <w:pStyle w:val="a6"/>
+        <w:ind w:left="890"/>
+        <w:rPr>
+          <w:rFonts w:asciiTheme="majorHAnsi" w:eastAsiaTheme="majorHAnsi" w:hAnsiTheme="majorHAnsi"/>
+        </w:rPr>
+      </w:pPr>
+      <w:r>
+        <w:rPr>
+          <w:rFonts w:asciiTheme="majorHAnsi" w:eastAsiaTheme="majorHAnsi" w:hAnsiTheme="majorHAnsi"/>
+          <w:noProof/>
+        </w:rPr>
+        <w:drawing>
+          <wp:inline distT="0" distB="0" distL="0" distR="0" wp14:anchorId="3F3E4E0C" wp14:editId="6FD97382">
+            <wp:extent cx="5724525" cy="247650"/>
+            <wp:effectExtent l="0" t="0" r="9525" b="0"/>
+            <wp:docPr id="448971761" name="그림 17"/>
+            <wp:cNvGraphicFramePr>
+              <a:graphicFrameLocks xmlns:a="http://schemas.openxmlformats.org/drawingml/2006/main" noChangeAspect="1"/>
+            </wp:cNvGraphicFramePr>
+            <a:graphic xmlns:a="http://schemas.openxmlformats.org/drawingml/2006/main">
+              <a:graphicData uri="http://schemas.openxmlformats.org/drawingml/2006/picture">
+                <pic:pic xmlns:pic="http://schemas.openxmlformats.org/drawingml/2006/picture">
+                  <pic:nvPicPr>
+                    <pic:cNvPr id="0" name="Picture 17"/>
+                    <pic:cNvPicPr>
+                      <a:picLocks noChangeAspect="1" noChangeArrowheads="1"/>
+                    </pic:cNvPicPr>
+                  </pic:nvPicPr>
+                  <pic:blipFill>
+                    <a:blip r:embed="rId23">
+                      <a:extLst>
+                        <a:ext uri="{28A0092B-C50C-407E-A947-70E740481C1C}">
+                          <a14:useLocalDpi xmlns:a14="http://schemas.microsoft.com/office/drawing/2010/main" val="0"/>
+                        </a:ext>
+                      </a:extLst>
+                    </a:blip>
+                    <a:srcRect/>
+                    <a:stretch>
+                      <a:fillRect/>
+                    </a:stretch>
+                  </pic:blipFill>
+                  <pic:spPr bwMode="auto">
+                    <a:xfrm>
+                      <a:off x="0" y="0"/>
+                      <a:ext cx="5724525" cy="247650"/>
+                    </a:xfrm>
+                    <a:prstGeom prst="rect">
+                      <a:avLst/>
+                    </a:prstGeom>
+                    <a:noFill/>
+                    <a:ln>
+                      <a:noFill/>
+                    </a:ln>
+                  </pic:spPr>
+                </pic:pic>
+              </a:graphicData>
+            </a:graphic>
+          </wp:inline>
+        </w:drawing>
+      </w:r>
+    </w:p>
+    <w:p>
+      <w:pPr>
+        <w:pStyle w:val="a6"/>
         <w:ind w:left="890"/>
         <w:rPr>
           <w:rFonts w:asciiTheme="majorHAnsi" w:eastAsiaTheme="majorHAnsi" w:hAnsiTheme="majorHAnsi"/>
@@ -1917,7 +1901,7 @@
                     </pic:cNvPicPr>
                   </pic:nvPicPr>
                   <pic:blipFill>
-                    <a:blip r:embed="rId21">
+                    <a:blip r:embed="rId24">
                       <a:extLst>
                         <a:ext uri="{28A0092B-C50C-407E-A947-70E740481C1C}">
                           <a14:useLocalDpi xmlns:a14="http://schemas.microsoft.com/office/drawing/2010/main" val="0"/>
@@ -2016,7 +2000,7 @@
                     </pic:cNvPicPr>
                   </pic:nvPicPr>
                   <pic:blipFill>
-                    <a:blip r:embed="rId22">
+                    <a:blip r:embed="rId25">
                       <a:extLst>
                         <a:ext uri="{28A0092B-C50C-407E-A947-70E740481C1C}">
                           <a14:useLocalDpi xmlns:a14="http://schemas.microsoft.com/office/drawing/2010/main" val="0"/>
@@ -2115,7 +2099,7 @@
                     <pic:cNvPicPr/>
                   </pic:nvPicPr>
                   <pic:blipFill>
-                    <a:blip r:embed="rId23"/>
+                    <a:blip r:embed="rId26"/>
                     <a:stretch>
                       <a:fillRect/>
                     </a:stretch>
@@ -2234,7 +2218,7 @@
                     <pic:cNvPicPr/>
                   </pic:nvPicPr>
                   <pic:blipFill>
-                    <a:blip r:embed="rId24"/>
+                    <a:blip r:embed="rId27"/>
                     <a:stretch>
                       <a:fillRect/>
                     </a:stretch>
@@ -2315,7 +2299,7 @@
                     </pic:cNvPicPr>
                   </pic:nvPicPr>
                   <pic:blipFill>
-                    <a:blip r:embed="rId25">
+                    <a:blip r:embed="rId28">
                       <a:extLst>
                         <a:ext uri="{28A0092B-C50C-407E-A947-70E740481C1C}">
                           <a14:useLocalDpi xmlns:a14="http://schemas.microsoft.com/office/drawing/2010/main" val="0"/>
@@ -2369,7 +2353,7 @@
                     </pic:cNvPicPr>
                   </pic:nvPicPr>
                   <pic:blipFill>
-                    <a:blip r:embed="rId26">
+                    <a:blip r:embed="rId29">
                       <a:extLst>
                         <a:ext uri="{28A0092B-C50C-407E-A947-70E740481C1C}">
                           <a14:useLocalDpi xmlns:a14="http://schemas.microsoft.com/office/drawing/2010/main" val="0"/>
@@ -2476,7 +2460,7 @@
                     </pic:cNvPicPr>
                   </pic:nvPicPr>
                   <pic:blipFill>
-                    <a:blip r:embed="rId27">
+                    <a:blip r:embed="rId30">
                       <a:extLst>
                         <a:ext uri="{28A0092B-C50C-407E-A947-70E740481C1C}">
                           <a14:useLocalDpi xmlns:a14="http://schemas.microsoft.com/office/drawing/2010/main" val="0"/>
@@ -2547,7 +2531,7 @@
                     </pic:cNvPicPr>
                   </pic:nvPicPr>
                   <pic:blipFill>
-                    <a:blip r:embed="rId28">
+                    <a:blip r:embed="rId31">
                       <a:extLst>
                         <a:ext uri="{28A0092B-C50C-407E-A947-70E740481C1C}">
                           <a14:useLocalDpi xmlns:a14="http://schemas.microsoft.com/office/drawing/2010/main" val="0"/>
@@ -2601,7 +2585,7 @@
                     </pic:cNvPicPr>
                   </pic:nvPicPr>
                   <pic:blipFill>
-                    <a:blip r:embed="rId18">
+                    <a:blip r:embed="rId21">
                       <a:extLst>
                         <a:ext uri="{28A0092B-C50C-407E-A947-70E740481C1C}">
                           <a14:useLocalDpi xmlns:a14="http://schemas.microsoft.com/office/drawing/2010/main" val="0"/>
@@ -3732,7 +3716,6 @@
   <w:style w:type="character" w:default="1" w:styleId="a0">
     <w:name w:val="Default Paragraph Font"/>
     <w:uiPriority w:val="1"/>
-    <w:semiHidden/>
     <w:unhideWhenUsed/>
   </w:style>
   <w:style w:type="table" w:default="1" w:styleId="a1">
@@ -4402,6 +4385,15 @@
 </file>
 
 <file path=customXml/item1.xml><?xml version="1.0" encoding="utf-8"?>
+<?mso-contentType ?>
+<FormTemplates xmlns="http://schemas.microsoft.com/sharepoint/v3/contenttype/forms">
+  <Display>DocumentLibraryForm</Display>
+  <Edit>DocumentLibraryForm</Edit>
+  <New>DocumentLibraryForm</New>
+</FormTemplates>
+</file>
+
+<file path=customXml/item2.xml><?xml version="1.0" encoding="utf-8"?>
 <ct:contentTypeSchema xmlns:ct="http://schemas.microsoft.com/office/2006/metadata/contentType" xmlns:ma="http://schemas.microsoft.com/office/2006/metadata/properties/metaAttributes" ct:_="" ma:_="" ma:contentTypeName="문서" ma:contentTypeID="0x0101005061B610788C884CA5A5B4778D759EE3" ma:contentTypeVersion="12" ma:contentTypeDescription="새 문서를 만듭니다." ma:contentTypeScope="" ma:versionID="dcac4135207afeb91f58a37507f82197">
   <xsd:schema xmlns:xsd="http://www.w3.org/2001/XMLSchema" xmlns:xs="http://www.w3.org/2001/XMLSchema" xmlns:p="http://schemas.microsoft.com/office/2006/metadata/properties" xmlns:ns2="46d7548e-fe4d-4f68-808e-28546b58d9e5" xmlns:ns3="b4c13e11-1e70-450f-966b-609769c61db0" targetNamespace="http://schemas.microsoft.com/office/2006/metadata/properties" ma:root="true" ma:fieldsID="3ab81100abd5a54e2c280db514d74637" ns2:_="" ns3:_="">
     <xsd:import namespace="46d7548e-fe4d-4f68-808e-28546b58d9e5"/>
@@ -4602,15 +4594,6 @@
 </ct:contentTypeSchema>
 </file>
 
-<file path=customXml/item2.xml><?xml version="1.0" encoding="utf-8"?>
-<?mso-contentType ?>
-<FormTemplates xmlns="http://schemas.microsoft.com/sharepoint/v3/contenttype/forms">
-  <Display>DocumentLibraryForm</Display>
-  <Edit>DocumentLibraryForm</Edit>
-  <New>DocumentLibraryForm</New>
-</FormTemplates>
-</file>
-
 <file path=customXml/item3.xml><?xml version="1.0" encoding="utf-8"?>
 <p:properties xmlns:p="http://schemas.microsoft.com/office/2006/metadata/properties" xmlns:xsi="http://www.w3.org/2001/XMLSchema-instance" xmlns:pc="http://schemas.microsoft.com/office/infopath/2007/PartnerControls">
   <documentManagement>
@@ -4624,13 +4607,39 @@
 </file>
 
 <file path=customXml/itemProps1.xml><?xml version="1.0" encoding="utf-8"?>
-<ds:datastoreItem xmlns:ds="http://schemas.openxmlformats.org/officeDocument/2006/customXml" ds:itemID="{E5D0BD47-BE9D-4928-8438-1E3459E6B598}"/>
+<ds:datastoreItem xmlns:ds="http://schemas.openxmlformats.org/officeDocument/2006/customXml" ds:itemID="{8289F77B-81AE-4ED1-B0AB-D3A9D3D87E91}">
+  <ds:schemaRefs>
+    <ds:schemaRef ds:uri="http://schemas.microsoft.com/sharepoint/v3/contenttype/forms"/>
+  </ds:schemaRefs>
+</ds:datastoreItem>
 </file>
 
 <file path=customXml/itemProps2.xml><?xml version="1.0" encoding="utf-8"?>
-<ds:datastoreItem xmlns:ds="http://schemas.openxmlformats.org/officeDocument/2006/customXml" ds:itemID="{8289F77B-81AE-4ED1-B0AB-D3A9D3D87E91}"/>
+<ds:datastoreItem xmlns:ds="http://schemas.openxmlformats.org/officeDocument/2006/customXml" ds:itemID="{E5D0BD47-BE9D-4928-8438-1E3459E6B598}">
+  <ds:schemaRefs>
+    <ds:schemaRef ds:uri="http://schemas.microsoft.com/office/2006/metadata/contentType"/>
+    <ds:schemaRef ds:uri="http://schemas.microsoft.com/office/2006/metadata/properties/metaAttributes"/>
+    <ds:schemaRef ds:uri="http://www.w3.org/2001/XMLSchema"/>
+    <ds:schemaRef ds:uri="http://schemas.microsoft.com/office/2006/metadata/properties"/>
+    <ds:schemaRef ds:uri="46d7548e-fe4d-4f68-808e-28546b58d9e5"/>
+    <ds:schemaRef ds:uri="b4c13e11-1e70-450f-966b-609769c61db0"/>
+    <ds:schemaRef ds:uri="http://schemas.microsoft.com/office/2006/documentManagement/types"/>
+    <ds:schemaRef ds:uri="http://schemas.microsoft.com/office/infopath/2007/PartnerControls"/>
+    <ds:schemaRef ds:uri="http://schemas.openxmlformats.org/package/2006/metadata/core-properties"/>
+    <ds:schemaRef ds:uri="http://purl.org/dc/elements/1.1/"/>
+    <ds:schemaRef ds:uri="http://purl.org/dc/terms/"/>
+    <ds:schemaRef ds:uri="http://schemas.microsoft.com/internal/obd"/>
+  </ds:schemaRefs>
+</ds:datastoreItem>
 </file>
 
 <file path=customXml/itemProps3.xml><?xml version="1.0" encoding="utf-8"?>
-<ds:datastoreItem xmlns:ds="http://schemas.openxmlformats.org/officeDocument/2006/customXml" ds:itemID="{8BD342BA-9EDC-4E28-9D6A-CCBFB088A2ED}"/>
+<ds:datastoreItem xmlns:ds="http://schemas.openxmlformats.org/officeDocument/2006/customXml" ds:itemID="{8BD342BA-9EDC-4E28-9D6A-CCBFB088A2ED}">
+  <ds:schemaRefs>
+    <ds:schemaRef ds:uri="http://schemas.microsoft.com/office/2006/metadata/properties"/>
+    <ds:schemaRef ds:uri="http://schemas.microsoft.com/office/infopath/2007/PartnerControls"/>
+    <ds:schemaRef ds:uri="46d7548e-fe4d-4f68-808e-28546b58d9e5"/>
+    <ds:schemaRef ds:uri="b4c13e11-1e70-450f-966b-609769c61db0"/>
+  </ds:schemaRefs>
+</ds:datastoreItem>
 </file>